--- a/Data/Seed/Cấu trúc prompt.docx
+++ b/Data/Seed/Cấu trúc prompt.docx
@@ -1,6 +1,6 @@
 
 <file path=word/document.xml><?xml version="1.0" encoding="utf-8"?>
-<w:document xmlns:wpc="http://schemas.microsoft.com/office/word/2010/wordprocessingCanvas" xmlns:cx="http://schemas.microsoft.com/office/drawing/2014/chartex" xmlns:cx1="http://schemas.microsoft.com/office/drawing/2015/9/8/chartex" xmlns:cx2="http://schemas.microsoft.com/office/drawing/2015/10/21/chartex" xmlns:cx3="http://schemas.microsoft.com/office/drawing/2016/5/9/chartex" xmlns:cx4="http://schemas.microsoft.com/office/drawing/2016/5/10/chartex" xmlns:cx5="http://schemas.microsoft.com/office/drawing/2016/5/11/chartex" xmlns:cx6="http://schemas.microsoft.com/office/drawing/2016/5/12/chartex" xmlns:cx7="http://schemas.microsoft.com/office/drawing/2016/5/13/chartex" xmlns:cx8="http://schemas.microsoft.com/office/drawing/2016/5/14/chartex" xmlns:mc="http://schemas.openxmlformats.org/markup-compatibility/2006" xmlns:aink="http://schemas.microsoft.com/office/drawing/2016/ink" xmlns:am3d="http://schemas.microsoft.com/office/drawing/2017/model3d" xmlns:o="urn:schemas-microsoft-com:office:office" xmlns:oel="http://schemas.microsoft.com/office/2019/extlst" xmlns:r="http://schemas.openxmlformats.org/officeDocument/2006/relationships" xmlns:m="http://schemas.openxmlformats.org/officeDocument/2006/math" xmlns:v="urn:schemas-microsoft-com:vml" xmlns:wp14="http://schemas.microsoft.com/office/word/2010/wordprocessingDrawing" xmlns:wp="http://schemas.openxmlformats.org/drawingml/2006/wordprocessingDrawing" xmlns:w10="urn:schemas-microsoft-com:office:word" xmlns:w="http://schemas.openxmlformats.org/wordprocessingml/2006/main" xmlns:w14="http://schemas.microsoft.com/office/word/2010/wordml" xmlns:w15="http://schemas.microsoft.com/office/word/2012/wordml" xmlns:w16cex="http://schemas.microsoft.com/office/word/2018/wordml/cex" xmlns:w16cid="http://schemas.microsoft.com/office/word/2016/wordml/cid" xmlns:w16="http://schemas.microsoft.com/office/word/2018/wordml" xmlns:w16du="http://schemas.microsoft.com/office/word/2023/wordml/word16du" xmlns:w16sdtdh="http://schemas.microsoft.com/office/word/2020/wordml/sdtdatahash" xmlns:w16sdtfl="http://schemas.microsoft.com/office/word/2024/wordml/sdtformatlock" xmlns:w16se="http://schemas.microsoft.com/office/word/2015/wordml/symex" xmlns:wpg="http://schemas.microsoft.com/office/word/2010/wordprocessingGroup" xmlns:wpi="http://schemas.microsoft.com/office/word/2010/wordprocessingInk" xmlns:wne="http://schemas.microsoft.com/office/word/2006/wordml" xmlns:wps="http://schemas.microsoft.com/office/word/2010/wordprocessingShape" mc:Ignorable="w14 w15 w16se w16cid w16 w16cex w16sdtdh w16sdtfl w16du wp14">
+<w:document xmlns:wpc="http://schemas.microsoft.com/office/word/2010/wordprocessingCanvas" xmlns:cx="http://schemas.microsoft.com/office/drawing/2014/chartex" xmlns:cx1="http://schemas.microsoft.com/office/drawing/2015/9/8/chartex" xmlns:mc="http://schemas.openxmlformats.org/markup-compatibility/2006" xmlns:o="urn:schemas-microsoft-com:office:office" xmlns:r="http://schemas.openxmlformats.org/officeDocument/2006/relationships" xmlns:m="http://schemas.openxmlformats.org/officeDocument/2006/math" xmlns:v="urn:schemas-microsoft-com:vml" xmlns:wp14="http://schemas.microsoft.com/office/word/2010/wordprocessingDrawing" xmlns:wp="http://schemas.openxmlformats.org/drawingml/2006/wordprocessingDrawing" xmlns:w10="urn:schemas-microsoft-com:office:word" xmlns:w="http://schemas.openxmlformats.org/wordprocessingml/2006/main" xmlns:w14="http://schemas.microsoft.com/office/word/2010/wordml" xmlns:w15="http://schemas.microsoft.com/office/word/2012/wordml" xmlns:w16se="http://schemas.microsoft.com/office/word/2015/wordml/symex" xmlns:wpg="http://schemas.microsoft.com/office/word/2010/wordprocessingGroup" xmlns:wpi="http://schemas.microsoft.com/office/word/2010/wordprocessingInk" xmlns:wne="http://schemas.microsoft.com/office/word/2006/wordml" xmlns:wps="http://schemas.microsoft.com/office/word/2010/wordprocessingShape" mc:Ignorable="w14 w15 w16se wp14">
   <w:body>
     <w:p>
       <w:pPr>
@@ -40,7 +40,6 @@
           <w:bCs/>
           <w:sz w:val="32"/>
           <w:szCs w:val="32"/>
-          <w:lang w:val="vi-VN"/>
         </w:rPr>
       </w:pPr>
       <w:r>
@@ -51,10 +50,11 @@
           <w:sz w:val="32"/>
           <w:szCs w:val="32"/>
         </w:rPr>
-        <w:t xml:space="preserve">Phong </w:t>
-      </w:r>
-      <w:proofErr w:type="spellStart"/>
-      <w:r>
+        <w:t>954b79cb791bcac29055aafbcbe72f4c</w:t>
+      </w:r>
+    </w:p>
+    <w:p>
+      <w:pPr>
         <w:rPr>
           <w:rFonts w:ascii="Roman" w:hAnsi="Roman"/>
           <w:b/>
@@ -62,9 +62,7 @@
           <w:sz w:val="32"/>
           <w:szCs w:val="32"/>
         </w:rPr>
-        <w:t>cách</w:t>
-      </w:r>
-      <w:proofErr w:type="spellEnd"/>
+      </w:pPr>
       <w:r>
         <w:rPr>
           <w:rFonts w:ascii="Roman" w:hAnsi="Roman"/>
@@ -72,6 +70,72 @@
           <w:bCs/>
           <w:sz w:val="32"/>
           <w:szCs w:val="32"/>
+        </w:rPr>
+        <w:t>50c6d67bb8bf7e2b6dd80406822a31f4</w:t>
+      </w:r>
+    </w:p>
+    <w:p>
+      <w:pPr>
+        <w:rPr>
+          <w:rFonts w:ascii="Roman" w:hAnsi="Roman"/>
+          <w:b/>
+          <w:bCs/>
+          <w:sz w:val="32"/>
+          <w:szCs w:val="32"/>
+        </w:rPr>
+      </w:pPr>
+      <w:r>
+        <w:rPr>
+          <w:rFonts w:ascii="Roman" w:hAnsi="Roman"/>
+          <w:b/>
+          <w:bCs/>
+          <w:sz w:val="32"/>
+          <w:szCs w:val="32"/>
+        </w:rPr>
+        <w:t>46da9b2386a50536d8dcc8fa8777eeca</w:t>
+      </w:r>
+      <w:bookmarkStart w:id="0" w:name="_GoBack"/>
+      <w:bookmarkEnd w:id="0"/>
+    </w:p>
+    <w:p>
+      <w:pPr>
+        <w:rPr>
+          <w:rFonts w:ascii="Roman" w:hAnsi="Roman"/>
+          <w:b/>
+          <w:bCs/>
+          <w:sz w:val="32"/>
+          <w:szCs w:val="32"/>
+        </w:rPr>
+      </w:pPr>
+    </w:p>
+    <w:p>
+      <w:pPr>
+        <w:rPr>
+          <w:rFonts w:ascii="Roman" w:hAnsi="Roman"/>
+          <w:b/>
+          <w:bCs/>
+          <w:sz w:val="32"/>
+          <w:szCs w:val="32"/>
+          <w:lang w:val="vi-VN"/>
+        </w:rPr>
+      </w:pPr>
+      <w:r>
+        <w:rPr>
+          <w:rFonts w:ascii="Roman" w:hAnsi="Roman"/>
+          <w:b/>
+          <w:bCs/>
+          <w:sz w:val="32"/>
+          <w:szCs w:val="32"/>
+        </w:rPr>
+        <w:t>Phong cách</w:t>
+      </w:r>
+      <w:r>
+        <w:rPr>
+          <w:rFonts w:ascii="Roman" w:hAnsi="Roman"/>
+          <w:b/>
+          <w:bCs/>
+          <w:sz w:val="32"/>
+          <w:szCs w:val="32"/>
           <w:lang w:val="vi-VN"/>
         </w:rPr>
         <w:t xml:space="preserve"> đông dương</w:t>
@@ -153,7 +217,7 @@
           <w:szCs w:val="22"/>
           <w:lang w:val="vi-VN"/>
         </w:rPr>
-        <w:t xml:space="preserve">A photorealistic architectural interior photography of a residential living room. The space is designed as a highly functional, cozy, and lived-in family home. Strictly preserve the original architectural structural layout, keep window frames intact, completely redesigned in a refined Indochine aesthetic. The scene features soft natural light from the right side combined with warm glows from a central vintage lantern-style chandelier. Materials strictly limited to dark espresso wood, patterned fabric upholstery, traditional black and white floor tiles, and wallpaper. Color grading follows a strict rule: 40% warm mustard yellow, 30% dark espresso wood, 20% pale green, 10% black and gold accents. Key elements include a striped upholstered sofa with a dark wood frame, paired with two matching classic armchairs featuring gold floral patterns, a low dark wood rectangular tea table with gold trim, and a matching striped footstool. Minimalist decoration limited to a highly symmetrical dark wood arched wall backdrop framing pale green leaf wallpaper, a central circular wooden frame displaying vintage bird art, a classic tea set on the table, a vintage gramophone on a side table, and a large patterned area rug. The atmosphere is elegant, highly symmetrical, and culturally rich. Photorealistic, natural room lighting, hyper-detailed, architectural photography, 8k. NEGATIVE PROMPT: (cluttered:1.4), (messy:1.4), distorted windows, broken frames, melted architecture, extra legs, deformed objects, watermark, text, hotel suite, luxury resort, commercial lobby, sterile showroom, Airbnb </w:t>
+        <w:t xml:space="preserve">A photorealistic architectural interior photography of a residential living room. The space is designed as a highly functional, cozy, and lived-in family home. Strictly preserve the original architectural structural layout, keep window frames intact, completely redesigned in a refined Indochine aesthetic. The scene features soft natural light from the right side combined with warm glows from a central vintage lantern-style chandelier. Materials strictly limited to dark espresso wood, patterned fabric upholstery, traditional black and white floor tiles, and wallpaper. Color grading follows a strict rule: 40% warm mustard yellow, 30% dark espresso wood, 20% pale green, 10% black and gold accents. Key elements include a striped upholstered sofa with a dark wood frame, paired with two matching classic armchairs featuring gold floral patterns, a low dark wood rectangular tea </w:t>
       </w:r>
       <w:r>
         <w:rPr>
@@ -165,7 +229,7 @@
           <w:lang w:val="vi-VN"/>
         </w:rPr>
         <w:lastRenderedPageBreak/>
-        <w:t>aesthetic, overly staged, lack of personal items, ultra-modern, futuristic, sleek chrome hardware, neon lights, cold minimalist, industrial pipes, alien architecture</w:t>
+        <w:t>table with gold trim, and a matching striped footstool. Minimalist decoration limited to a highly symmetrical dark wood arched wall backdrop framing pale green leaf wallpaper, a central circular wooden frame displaying vintage bird art, a classic tea set on the table, a vintage gramophone on a side table, and a large patterned area rug. The atmosphere is elegant, highly symmetrical, and culturally rich. Photorealistic, natural room lighting, hyper-detailed, architectural photography, 8k. NEGATIVE PROMPT: (cluttered:1.4), (messy:1.4), distorted windows, broken frames, melted architecture, extra legs, deformed objects, watermark, text, hotel suite, luxury resort, commercial lobby, sterile showroom, Airbnb aesthetic, overly staged, lack of personal items, ultra-modern, futuristic, sleek chrome hardware, neon lights, cold minimalist, industrial pipes, alien architecture</w:t>
       </w:r>
     </w:p>
     <w:p>
@@ -255,7 +319,19 @@
           <w:szCs w:val="22"/>
           <w:lang w:val="vi-VN"/>
         </w:rPr>
-        <w:t>A photorealistic architectural interior photography of a residential bathroom. The space is designed as a highly functional, cozy, and lived-in family home. Strictly preserve the original architectural structural layout, keep window frames intact, completely redesigned in a refined Indochine aesthetic. The scene features warm glowing recessed ceiling lights paired with a vintage glass wall sconce. Materials strictly limited to dark mahogany wood, black and white traditional patterned cement floor tiles, white subway wall tiles, grey textured stone, and clear glass. Color grading follows a strict rule: 40% crisp white, 30% dark espresso wood, 30% textured grey stone. Key elements include a dark wood vanity with a white marble countertop and a natural stone vessel sink, a standard white toilet, and a vintage exposed chrome shower system separated by a frameless clear glass partition. Minimalist decoration limited to a large rectangular mirror with a thick dark wood frame, a dark wood slatted wall shelf holding folded towels and toiletries, and a small glass vase with a green leaf branch. The atmosphere is cozy, intimate, and culturally rich. Photorealistic, natural room lighting, hyper-detailed, architectural photography, 8k.NEGATIVE PROMPT: (cluttered:1.4), (messy:1.4), distorted windows, broken frames, melted architecture, extra legs, deformed objects, watermark, text, hotel suite, luxury resort, commercial lobby, sterile showroom, Airbnb aesthetic, overly staged, lack of personal items, ultra-modern, futuristic, sleek chrome hardware, neon lights, cold minimalist, industrial pipes, alien architecture.</w:t>
+        <w:t xml:space="preserve">A photorealistic architectural interior photography of a residential bathroom. The space is designed as a highly functional, cozy, and lived-in family home. Strictly preserve the original architectural structural layout, keep window frames intact, completely redesigned in a refined Indochine aesthetic. The scene features warm glowing recessed ceiling lights paired with a vintage glass wall sconce. Materials strictly limited to dark mahogany wood, black and white traditional patterned cement floor tiles, white subway wall tiles, grey textured stone, and clear glass. Color grading follows a strict rule: 40% crisp white, 30% dark espresso wood, 30% textured grey stone. Key elements include a dark wood vanity with a white marble countertop and a natural stone vessel sink, a standard white toilet, and a vintage exposed chrome shower system separated by a frameless clear glass partition. Minimalist decoration limited to a large rectangular mirror with a thick dark wood frame, a </w:t>
+      </w:r>
+      <w:r>
+        <w:rPr>
+          <w:rFonts w:ascii="Roman" w:hAnsi="Roman"/>
+          <w:b/>
+          <w:bCs/>
+          <w:sz w:val="22"/>
+          <w:szCs w:val="22"/>
+          <w:lang w:val="vi-VN"/>
+        </w:rPr>
+        <w:lastRenderedPageBreak/>
+        <w:t>dark wood slatted wall shelf holding folded towels and toiletries, and a small glass vase with a green leaf branch. The atmosphere is cozy, intimate, and culturally rich. Photorealistic, natural room lighting, hyper-detailed, architectural photography, 8k.NEGATIVE PROMPT: (cluttered:1.4), (messy:1.4), distorted windows, broken frames, melted architecture, extra legs, deformed objects, watermark, text, hotel suite, luxury resort, commercial lobby, sterile showroom, Airbnb aesthetic, overly staged, lack of personal items, ultra-modern, futuristic, sleek chrome hardware, neon lights, cold minimalist, industrial pipes, alien architecture.</w:t>
       </w:r>
     </w:p>
     <w:p>
@@ -278,7 +354,6 @@
           <w:szCs w:val="28"/>
           <w:lang w:val="vi-VN"/>
         </w:rPr>
-        <w:lastRenderedPageBreak/>
         <w:t>Phòng bếp:</w:t>
       </w:r>
       <w:r>
@@ -407,19 +482,7 @@
           <w:szCs w:val="22"/>
           <w:lang w:val="vi-VN"/>
         </w:rPr>
-        <w:t xml:space="preserve">A photorealistic architectural interior photography of a bathroom. Strictly preserve the original architectural structural layout, keep window frames intact, completely redesigned in a cozy residential industrial aesthetic. The scene features warm ambient light combined with soft natural daylight. Materials strictly limited to warm oak wood, matte black steel, and textured grey tiles. Color grading follows a strict rule: 60% dark charcoal, </w:t>
-      </w:r>
-      <w:r>
-        <w:rPr>
-          <w:rFonts w:ascii="Roman" w:hAnsi="Roman"/>
-          <w:b/>
-          <w:bCs/>
-          <w:sz w:val="22"/>
-          <w:szCs w:val="22"/>
-          <w:lang w:val="vi-VN"/>
-        </w:rPr>
-        <w:lastRenderedPageBreak/>
-        <w:t>30% warm cognac leather, 10% subtle brass and black metal tones. Key elements include a floating wooden vanity with ample storage drawers and a sleek matte black walk-in shower. Minimalist decoration limited to a round black-framed mirror, cozy woven laundry baskets, plush white towels, small glass jars for toiletries, and a lush potted snake plant. The atmosphere is warm, cozy, and lived-in. Photorealistic, natural room lighting, hyper-detailed, architectural photography, 8k.. nagative prompt: (cluttered:1.4), (messy:1.4), distorted windows, broken frames, melted architecture, extra legs, deformed objects, flat plain walls, lack of symmetry, watermark, text, delicate floral patterns, pastel colors</w:t>
+        <w:t>A photorealistic architectural interior photography of a bathroom. Strictly preserve the original architectural structural layout, keep window frames intact, completely redesigned in a cozy residential industrial aesthetic. The scene features warm ambient light combined with soft natural daylight. Materials strictly limited to warm oak wood, matte black steel, and textured grey tiles. Color grading follows a strict rule: 60% dark charcoal, 30% warm cognac leather, 10% subtle brass and black metal tones. Key elements include a floating wooden vanity with ample storage drawers and a sleek matte black walk-in shower. Minimalist decoration limited to a round black-framed mirror, cozy woven laundry baskets, plush white towels, small glass jars for toiletries, and a lush potted snake plant. The atmosphere is warm, cozy, and lived-in. Photorealistic, natural room lighting, hyper-detailed, architectural photography, 8k.. nagative prompt: (cluttered:1.4), (messy:1.4), distorted windows, broken frames, melted architecture, extra legs, deformed objects, flat plain walls, lack of symmetry, watermark, text, delicate floral patterns, pastel colors</w:t>
       </w:r>
     </w:p>
     <w:p>
@@ -520,7 +583,19 @@
           <w:szCs w:val="22"/>
           <w:lang w:val="vi-VN"/>
         </w:rPr>
-        <w:t>A photorealistic architectural interior photography of a residential study room. The space is designed as a highly functional, cozy, and lived-in family home. Strictly preserve the original architectural structural layout, keep window frames intact, completely redesigned in a modern industrial loft aesthetic. The scene features warm glowing Edison bulbs suspended from black cords. Materials strictly limited to polished concrete walls, reclaimed rough wood, and matte black steel. Color grading follows a strict rule: 60% dark charcoal, 30% warm cognac leather, 10% subtle brass and black metal tones. Key elements include a reclaimed wood writing desk, and a vintage leather office chair. Minimalist decoration limited to a dark distressed floor rug, matte black metal shelves, a vintage metal desk lamp, a framed vintage city map, and a small potted cactus. The atmosphere is urban, rugged, and historic. Photorealistic, natural room lighting, hyper-detailed, architectural photography, 8k...nagative prompt(cluttered:1.4), (messy:1.4), distorted windows, broken frames, melted architecture, extra legs, deformed objects, watermark, text, hotel suite, luxury resort, commercial lobby, sterile showroom, Airbnb aesthetic, overly staged, lack of personal items, delicate floral patterns, pastel colors, classical moldings, highly polished plastic, overly smooth walls, silk, velvet ,red brick, exposed brick, terracotta tiles.</w:t>
+        <w:t xml:space="preserve">A photorealistic architectural interior photography of a residential study room. The space is designed as a highly functional, cozy, and lived-in family home. Strictly preserve the original architectural structural layout, keep window frames intact, completely redesigned in a modern industrial loft aesthetic. The scene features warm glowing Edison bulbs suspended from black cords. Materials strictly limited to polished concrete walls, reclaimed rough wood, and matte black steel. Color grading follows a strict rule: 60% dark charcoal, 30% warm cognac leather, 10% subtle brass and black metal tones. Key elements include a reclaimed wood writing desk, and a vintage leather office chair. Minimalist decoration limited to a dark distressed floor rug, matte black metal shelves, a vintage metal desk lamp, a framed vintage city map, and a small potted cactus. The atmosphere is urban, rugged, and historic. Photorealistic, natural room lighting, hyper-detailed, architectural photography, 8k...nagative prompt(cluttered:1.4), (messy:1.4), distorted windows, broken frames, melted architecture, extra legs, deformed objects, </w:t>
+      </w:r>
+      <w:r>
+        <w:rPr>
+          <w:rFonts w:ascii="Roman" w:hAnsi="Roman"/>
+          <w:b/>
+          <w:bCs/>
+          <w:sz w:val="22"/>
+          <w:szCs w:val="22"/>
+          <w:lang w:val="vi-VN"/>
+        </w:rPr>
+        <w:lastRenderedPageBreak/>
+        <w:t>watermark, text, hotel suite, luxury resort, commercial lobby, sterile showroom, Airbnb aesthetic, overly staged, lack of personal items, delicate floral patterns, pastel colors, classical moldings, highly polished plastic, overly smooth walls, silk, velvet ,red brick, exposed brick, terracotta tiles.</w:t>
       </w:r>
     </w:p>
     <w:p>
@@ -554,19 +629,7 @@
           <w:szCs w:val="22"/>
           <w:lang w:val="vi-VN"/>
         </w:rPr>
-        <w:t xml:space="preserve">A photorealistic architectural interior photography of a master bedroom. Strictly preserve the original architectural structural layout, keep window frames intact, completely </w:t>
-      </w:r>
-      <w:r>
-        <w:rPr>
-          <w:rFonts w:ascii="Roman" w:hAnsi="Roman"/>
-          <w:b/>
-          <w:bCs/>
-          <w:sz w:val="22"/>
-          <w:szCs w:val="22"/>
-          <w:lang w:val="vi-VN"/>
-        </w:rPr>
-        <w:lastRenderedPageBreak/>
-        <w:t>redesigned in a modern industrial loft aesthetic. The scene features dramatic lighting from large grid-pane factory windows. Materials strictly limited to matte dark charcoal walls, distressed leather, reclaimed rough wood, and sleek black steel. Color grading follows a strict rule: 60% dark charcoal, 30% warm cognac leather, 10% subtle brass and black metal tones. Key elements include a distressed leather headboard bed layered with chunky knit blankets, and sleek matte black metal nightstands. Minimalist decoration limited to a vintage faded Persian floor rug, a large black-and-white architectural print, warm glowing Edison bulb sconces, and a tall indoor plant in a matte black metal planter. The atmosphere is raw, masculine, and edgy. Photorealistic, natural room lighting, hyper-detailed, architectural photography, 8k. NEGATIVE PROMPT: (cluttered:1.4), (messy:1.4), distorted windows, broken frames, melted architecture, extra legs, deformed objects, flat plain walls, lack of symmetry, minimalist, modernist, watermark, text</w:t>
+        <w:t>A photorealistic architectural interior photography of a master bedroom. Strictly preserve the original architectural structural layout, keep window frames intact, completely redesigned in a modern industrial loft aesthetic. The scene features dramatic lighting from large grid-pane factory windows. Materials strictly limited to matte dark charcoal walls, distressed leather, reclaimed rough wood, and sleek black steel. Color grading follows a strict rule: 60% dark charcoal, 30% warm cognac leather, 10% subtle brass and black metal tones. Key elements include a distressed leather headboard bed layered with chunky knit blankets, and sleek matte black metal nightstands. Minimalist decoration limited to a vintage faded Persian floor rug, a large black-and-white architectural print, warm glowing Edison bulb sconces, and a tall indoor plant in a matte black metal planter. The atmosphere is raw, masculine, and edgy. Photorealistic, natural room lighting, hyper-detailed, architectural photography, 8k. NEGATIVE PROMPT: (cluttered:1.4), (messy:1.4), distorted windows, broken frames, melted architecture, extra legs, deformed objects, flat plain walls, lack of symmetry, minimalist, modernist, watermark, text</w:t>
       </w:r>
     </w:p>
     <w:p>
@@ -664,7 +727,7 @@
 </file>
 
 <file path=word/endnotes.xml><?xml version="1.0" encoding="utf-8"?>
-<w:endnotes xmlns:wpc="http://schemas.microsoft.com/office/word/2010/wordprocessingCanvas" xmlns:cx="http://schemas.microsoft.com/office/drawing/2014/chartex" xmlns:cx1="http://schemas.microsoft.com/office/drawing/2015/9/8/chartex" xmlns:cx2="http://schemas.microsoft.com/office/drawing/2015/10/21/chartex" xmlns:cx3="http://schemas.microsoft.com/office/drawing/2016/5/9/chartex" xmlns:cx4="http://schemas.microsoft.com/office/drawing/2016/5/10/chartex" xmlns:cx5="http://schemas.microsoft.com/office/drawing/2016/5/11/chartex" xmlns:cx6="http://schemas.microsoft.com/office/drawing/2016/5/12/chartex" xmlns:cx7="http://schemas.microsoft.com/office/drawing/2016/5/13/chartex" xmlns:cx8="http://schemas.microsoft.com/office/drawing/2016/5/14/chartex" xmlns:mc="http://schemas.openxmlformats.org/markup-compatibility/2006" xmlns:aink="http://schemas.microsoft.com/office/drawing/2016/ink" xmlns:am3d="http://schemas.microsoft.com/office/drawing/2017/model3d" xmlns:o="urn:schemas-microsoft-com:office:office" xmlns:oel="http://schemas.microsoft.com/office/2019/extlst" xmlns:r="http://schemas.openxmlformats.org/officeDocument/2006/relationships" xmlns:m="http://schemas.openxmlformats.org/officeDocument/2006/math" xmlns:v="urn:schemas-microsoft-com:vml" xmlns:wp14="http://schemas.microsoft.com/office/word/2010/wordprocessingDrawing" xmlns:wp="http://schemas.openxmlformats.org/drawingml/2006/wordprocessingDrawing" xmlns:w10="urn:schemas-microsoft-com:office:word" xmlns:w="http://schemas.openxmlformats.org/wordprocessingml/2006/main" xmlns:w14="http://schemas.microsoft.com/office/word/2010/wordml" xmlns:w15="http://schemas.microsoft.com/office/word/2012/wordml" xmlns:w16cex="http://schemas.microsoft.com/office/word/2018/wordml/cex" xmlns:w16cid="http://schemas.microsoft.com/office/word/2016/wordml/cid" xmlns:w16="http://schemas.microsoft.com/office/word/2018/wordml" xmlns:w16du="http://schemas.microsoft.com/office/word/2023/wordml/word16du" xmlns:w16sdtdh="http://schemas.microsoft.com/office/word/2020/wordml/sdtdatahash" xmlns:w16sdtfl="http://schemas.microsoft.com/office/word/2024/wordml/sdtformatlock" xmlns:w16se="http://schemas.microsoft.com/office/word/2015/wordml/symex" xmlns:wpg="http://schemas.microsoft.com/office/word/2010/wordprocessingGroup" xmlns:wpi="http://schemas.microsoft.com/office/word/2010/wordprocessingInk" xmlns:wne="http://schemas.microsoft.com/office/word/2006/wordml" xmlns:wps="http://schemas.microsoft.com/office/word/2010/wordprocessingShape" mc:Ignorable="w14 w15 w16se w16cid w16 w16cex w16sdtdh w16sdtfl w16du wp14">
+<w:endnotes xmlns:wpc="http://schemas.microsoft.com/office/word/2010/wordprocessingCanvas" xmlns:cx="http://schemas.microsoft.com/office/drawing/2014/chartex" xmlns:cx1="http://schemas.microsoft.com/office/drawing/2015/9/8/chartex" xmlns:mc="http://schemas.openxmlformats.org/markup-compatibility/2006" xmlns:o="urn:schemas-microsoft-com:office:office" xmlns:r="http://schemas.openxmlformats.org/officeDocument/2006/relationships" xmlns:m="http://schemas.openxmlformats.org/officeDocument/2006/math" xmlns:v="urn:schemas-microsoft-com:vml" xmlns:wp14="http://schemas.microsoft.com/office/word/2010/wordprocessingDrawing" xmlns:wp="http://schemas.openxmlformats.org/drawingml/2006/wordprocessingDrawing" xmlns:w10="urn:schemas-microsoft-com:office:word" xmlns:w="http://schemas.openxmlformats.org/wordprocessingml/2006/main" xmlns:w14="http://schemas.microsoft.com/office/word/2010/wordml" xmlns:w15="http://schemas.microsoft.com/office/word/2012/wordml" xmlns:w16se="http://schemas.microsoft.com/office/word/2015/wordml/symex" xmlns:wpg="http://schemas.microsoft.com/office/word/2010/wordprocessingGroup" xmlns:wpi="http://schemas.microsoft.com/office/word/2010/wordprocessingInk" xmlns:wne="http://schemas.microsoft.com/office/word/2006/wordml" xmlns:wps="http://schemas.microsoft.com/office/word/2010/wordprocessingShape" mc:Ignorable="w14 w15 w16se wp14">
   <w:endnote w:type="separator" w:id="-1">
     <w:p>
       <w:pPr>
@@ -689,7 +752,7 @@
 </file>
 
 <file path=word/footnotes.xml><?xml version="1.0" encoding="utf-8"?>
-<w:footnotes xmlns:wpc="http://schemas.microsoft.com/office/word/2010/wordprocessingCanvas" xmlns:cx="http://schemas.microsoft.com/office/drawing/2014/chartex" xmlns:cx1="http://schemas.microsoft.com/office/drawing/2015/9/8/chartex" xmlns:cx2="http://schemas.microsoft.com/office/drawing/2015/10/21/chartex" xmlns:cx3="http://schemas.microsoft.com/office/drawing/2016/5/9/chartex" xmlns:cx4="http://schemas.microsoft.com/office/drawing/2016/5/10/chartex" xmlns:cx5="http://schemas.microsoft.com/office/drawing/2016/5/11/chartex" xmlns:cx6="http://schemas.microsoft.com/office/drawing/2016/5/12/chartex" xmlns:cx7="http://schemas.microsoft.com/office/drawing/2016/5/13/chartex" xmlns:cx8="http://schemas.microsoft.com/office/drawing/2016/5/14/chartex" xmlns:mc="http://schemas.openxmlformats.org/markup-compatibility/2006" xmlns:aink="http://schemas.microsoft.com/office/drawing/2016/ink" xmlns:am3d="http://schemas.microsoft.com/office/drawing/2017/model3d" xmlns:o="urn:schemas-microsoft-com:office:office" xmlns:oel="http://schemas.microsoft.com/office/2019/extlst" xmlns:r="http://schemas.openxmlformats.org/officeDocument/2006/relationships" xmlns:m="http://schemas.openxmlformats.org/officeDocument/2006/math" xmlns:v="urn:schemas-microsoft-com:vml" xmlns:wp14="http://schemas.microsoft.com/office/word/2010/wordprocessingDrawing" xmlns:wp="http://schemas.openxmlformats.org/drawingml/2006/wordprocessingDrawing" xmlns:w10="urn:schemas-microsoft-com:office:word" xmlns:w="http://schemas.openxmlformats.org/wordprocessingml/2006/main" xmlns:w14="http://schemas.microsoft.com/office/word/2010/wordml" xmlns:w15="http://schemas.microsoft.com/office/word/2012/wordml" xmlns:w16cex="http://schemas.microsoft.com/office/word/2018/wordml/cex" xmlns:w16cid="http://schemas.microsoft.com/office/word/2016/wordml/cid" xmlns:w16="http://schemas.microsoft.com/office/word/2018/wordml" xmlns:w16du="http://schemas.microsoft.com/office/word/2023/wordml/word16du" xmlns:w16sdtdh="http://schemas.microsoft.com/office/word/2020/wordml/sdtdatahash" xmlns:w16sdtfl="http://schemas.microsoft.com/office/word/2024/wordml/sdtformatlock" xmlns:w16se="http://schemas.microsoft.com/office/word/2015/wordml/symex" xmlns:wpg="http://schemas.microsoft.com/office/word/2010/wordprocessingGroup" xmlns:wpi="http://schemas.microsoft.com/office/word/2010/wordprocessingInk" xmlns:wne="http://schemas.microsoft.com/office/word/2006/wordml" xmlns:wps="http://schemas.microsoft.com/office/word/2010/wordprocessingShape" mc:Ignorable="w14 w15 w16se w16cid w16 w16cex w16sdtdh w16sdtfl w16du wp14">
+<w:footnotes xmlns:wpc="http://schemas.microsoft.com/office/word/2010/wordprocessingCanvas" xmlns:cx="http://schemas.microsoft.com/office/drawing/2014/chartex" xmlns:cx1="http://schemas.microsoft.com/office/drawing/2015/9/8/chartex" xmlns:mc="http://schemas.openxmlformats.org/markup-compatibility/2006" xmlns:o="urn:schemas-microsoft-com:office:office" xmlns:r="http://schemas.openxmlformats.org/officeDocument/2006/relationships" xmlns:m="http://schemas.openxmlformats.org/officeDocument/2006/math" xmlns:v="urn:schemas-microsoft-com:vml" xmlns:wp14="http://schemas.microsoft.com/office/word/2010/wordprocessingDrawing" xmlns:wp="http://schemas.openxmlformats.org/drawingml/2006/wordprocessingDrawing" xmlns:w10="urn:schemas-microsoft-com:office:word" xmlns:w="http://schemas.openxmlformats.org/wordprocessingml/2006/main" xmlns:w14="http://schemas.microsoft.com/office/word/2010/wordml" xmlns:w15="http://schemas.microsoft.com/office/word/2012/wordml" xmlns:w16se="http://schemas.microsoft.com/office/word/2015/wordml/symex" xmlns:wpg="http://schemas.microsoft.com/office/word/2010/wordprocessingGroup" xmlns:wpi="http://schemas.microsoft.com/office/word/2010/wordprocessingInk" xmlns:wne="http://schemas.microsoft.com/office/word/2006/wordml" xmlns:wps="http://schemas.microsoft.com/office/word/2010/wordprocessingShape" mc:Ignorable="w14 w15 w16se wp14">
   <w:footnote w:type="separator" w:id="-1">
     <w:p>
       <w:pPr>
@@ -714,7 +777,7 @@
 </file>
 
 <file path=word/numbering.xml><?xml version="1.0" encoding="utf-8"?>
-<w:numbering xmlns:wpc="http://schemas.microsoft.com/office/word/2010/wordprocessingCanvas" xmlns:cx="http://schemas.microsoft.com/office/drawing/2014/chartex" xmlns:cx1="http://schemas.microsoft.com/office/drawing/2015/9/8/chartex" xmlns:cx2="http://schemas.microsoft.com/office/drawing/2015/10/21/chartex" xmlns:cx3="http://schemas.microsoft.com/office/drawing/2016/5/9/chartex" xmlns:cx4="http://schemas.microsoft.com/office/drawing/2016/5/10/chartex" xmlns:cx5="http://schemas.microsoft.com/office/drawing/2016/5/11/chartex" xmlns:cx6="http://schemas.microsoft.com/office/drawing/2016/5/12/chartex" xmlns:cx7="http://schemas.microsoft.com/office/drawing/2016/5/13/chartex" xmlns:cx8="http://schemas.microsoft.com/office/drawing/2016/5/14/chartex" xmlns:mc="http://schemas.openxmlformats.org/markup-compatibility/2006" xmlns:aink="http://schemas.microsoft.com/office/drawing/2016/ink" xmlns:am3d="http://schemas.microsoft.com/office/drawing/2017/model3d" xmlns:o="urn:schemas-microsoft-com:office:office" xmlns:oel="http://schemas.microsoft.com/office/2019/extlst" xmlns:r="http://schemas.openxmlformats.org/officeDocument/2006/relationships" xmlns:m="http://schemas.openxmlformats.org/officeDocument/2006/math" xmlns:v="urn:schemas-microsoft-com:vml" xmlns:wp14="http://schemas.microsoft.com/office/word/2010/wordprocessingDrawing" xmlns:wp="http://schemas.openxmlformats.org/drawingml/2006/wordprocessingDrawing" xmlns:w10="urn:schemas-microsoft-com:office:word" xmlns:w="http://schemas.openxmlformats.org/wordprocessingml/2006/main" xmlns:w14="http://schemas.microsoft.com/office/word/2010/wordml" xmlns:w15="http://schemas.microsoft.com/office/word/2012/wordml" xmlns:w16cex="http://schemas.microsoft.com/office/word/2018/wordml/cex" xmlns:w16cid="http://schemas.microsoft.com/office/word/2016/wordml/cid" xmlns:w16="http://schemas.microsoft.com/office/word/2018/wordml" xmlns:w16du="http://schemas.microsoft.com/office/word/2023/wordml/word16du" xmlns:w16sdtdh="http://schemas.microsoft.com/office/word/2020/wordml/sdtdatahash" xmlns:w16sdtfl="http://schemas.microsoft.com/office/word/2024/wordml/sdtformatlock" xmlns:w16se="http://schemas.microsoft.com/office/word/2015/wordml/symex" xmlns:wpg="http://schemas.microsoft.com/office/word/2010/wordprocessingGroup" xmlns:wpi="http://schemas.microsoft.com/office/word/2010/wordprocessingInk" xmlns:wne="http://schemas.microsoft.com/office/word/2006/wordml" xmlns:wps="http://schemas.microsoft.com/office/word/2010/wordprocessingShape" mc:Ignorable="w14 w15 w16se w16cid w16 w16cex w16sdtdh w16sdtfl w16du wp14">
+<w:numbering xmlns:wpc="http://schemas.microsoft.com/office/word/2010/wordprocessingCanvas" xmlns:cx="http://schemas.microsoft.com/office/drawing/2014/chartex" xmlns:cx1="http://schemas.microsoft.com/office/drawing/2015/9/8/chartex" xmlns:mc="http://schemas.openxmlformats.org/markup-compatibility/2006" xmlns:o="urn:schemas-microsoft-com:office:office" xmlns:r="http://schemas.openxmlformats.org/officeDocument/2006/relationships" xmlns:m="http://schemas.openxmlformats.org/officeDocument/2006/math" xmlns:v="urn:schemas-microsoft-com:vml" xmlns:wp14="http://schemas.microsoft.com/office/word/2010/wordprocessingDrawing" xmlns:wp="http://schemas.openxmlformats.org/drawingml/2006/wordprocessingDrawing" xmlns:w10="urn:schemas-microsoft-com:office:word" xmlns:w="http://schemas.openxmlformats.org/wordprocessingml/2006/main" xmlns:w14="http://schemas.microsoft.com/office/word/2010/wordml" xmlns:w15="http://schemas.microsoft.com/office/word/2012/wordml" xmlns:w16se="http://schemas.microsoft.com/office/word/2015/wordml/symex" xmlns:wpg="http://schemas.microsoft.com/office/word/2010/wordprocessingGroup" xmlns:wpi="http://schemas.microsoft.com/office/word/2010/wordprocessingInk" xmlns:wne="http://schemas.microsoft.com/office/word/2006/wordml" xmlns:wps="http://schemas.microsoft.com/office/word/2010/wordprocessingShape" mc:Ignorable="w14 w15 w16se wp14">
   <w:abstractNum w:abstractNumId="0" w15:restartNumberingAfterBreak="0">
     <w:nsid w:val="1BED7EFD"/>
     <w:multiLevelType w:val="hybridMultilevel"/>
@@ -1184,26 +1247,26 @@
       </w:pPr>
     </w:lvl>
   </w:abstractNum>
-  <w:num w:numId="1" w16cid:durableId="62220253">
+  <w:num w:numId="1">
     <w:abstractNumId w:val="3"/>
   </w:num>
-  <w:num w:numId="2" w16cid:durableId="220023554">
+  <w:num w:numId="2">
     <w:abstractNumId w:val="1"/>
   </w:num>
-  <w:num w:numId="3" w16cid:durableId="226191979">
+  <w:num w:numId="3">
     <w:abstractNumId w:val="4"/>
   </w:num>
-  <w:num w:numId="4" w16cid:durableId="1132406679">
+  <w:num w:numId="4">
     <w:abstractNumId w:val="0"/>
   </w:num>
-  <w:num w:numId="5" w16cid:durableId="1310094904">
+  <w:num w:numId="5">
     <w:abstractNumId w:val="2"/>
   </w:num>
 </w:numbering>
 </file>
 
 <file path=word/styles.xml><?xml version="1.0" encoding="utf-8"?>
-<w:styles xmlns:mc="http://schemas.openxmlformats.org/markup-compatibility/2006" xmlns:r="http://schemas.openxmlformats.org/officeDocument/2006/relationships" xmlns:w="http://schemas.openxmlformats.org/wordprocessingml/2006/main" xmlns:w14="http://schemas.microsoft.com/office/word/2010/wordml" xmlns:w15="http://schemas.microsoft.com/office/word/2012/wordml" xmlns:w16cex="http://schemas.microsoft.com/office/word/2018/wordml/cex" xmlns:w16cid="http://schemas.microsoft.com/office/word/2016/wordml/cid" xmlns:w16="http://schemas.microsoft.com/office/word/2018/wordml" xmlns:w16du="http://schemas.microsoft.com/office/word/2023/wordml/word16du" xmlns:w16sdtdh="http://schemas.microsoft.com/office/word/2020/wordml/sdtdatahash" xmlns:w16sdtfl="http://schemas.microsoft.com/office/word/2024/wordml/sdtformatlock" xmlns:w16se="http://schemas.microsoft.com/office/word/2015/wordml/symex" mc:Ignorable="w14 w15 w16se w16cid w16 w16cex w16sdtdh w16sdtfl w16du">
+<w:styles xmlns:mc="http://schemas.openxmlformats.org/markup-compatibility/2006" xmlns:r="http://schemas.openxmlformats.org/officeDocument/2006/relationships" xmlns:w="http://schemas.openxmlformats.org/wordprocessingml/2006/main" xmlns:w14="http://schemas.microsoft.com/office/word/2010/wordml" xmlns:w15="http://schemas.microsoft.com/office/word/2012/wordml" xmlns:w16se="http://schemas.microsoft.com/office/word/2015/wordml/symex" mc:Ignorable="w14 w15 w16se">
   <w:docDefaults>
     <w:rPrDefault>
       <w:rPr>
@@ -1221,7 +1284,7 @@
       </w:pPr>
     </w:pPrDefault>
   </w:docDefaults>
-  <w:latentStyles w:defLockedState="0" w:defUIPriority="99" w:defSemiHidden="0" w:defUnhideWhenUsed="0" w:defQFormat="0" w:count="376">
+  <w:latentStyles w:defLockedState="0" w:defUIPriority="99" w:defSemiHidden="0" w:defUnhideWhenUsed="0" w:defQFormat="0" w:count="371">
     <w:lsdException w:name="Normal" w:uiPriority="0" w:qFormat="1"/>
     <w:lsdException w:name="heading 1" w:uiPriority="9" w:qFormat="1"/>
     <w:lsdException w:name="heading 2" w:semiHidden="1" w:uiPriority="9" w:unhideWhenUsed="1" w:qFormat="1"/>
@@ -1593,11 +1656,6 @@
     <w:lsdException w:name="List Table 5 Dark Accent 6" w:uiPriority="50"/>
     <w:lsdException w:name="List Table 6 Colorful Accent 6" w:uiPriority="51"/>
     <w:lsdException w:name="List Table 7 Colorful Accent 6" w:uiPriority="52"/>
-    <w:lsdException w:name="Mention" w:semiHidden="1" w:unhideWhenUsed="1"/>
-    <w:lsdException w:name="Smart Hyperlink" w:semiHidden="1" w:unhideWhenUsed="1"/>
-    <w:lsdException w:name="Hashtag" w:semiHidden="1" w:unhideWhenUsed="1"/>
-    <w:lsdException w:name="Unresolved Mention" w:semiHidden="1" w:unhideWhenUsed="1"/>
-    <w:lsdException w:name="Smart Link" w:semiHidden="1" w:unhideWhenUsed="1"/>
   </w:latentStyles>
   <w:style w:type="paragraph" w:default="1" w:styleId="Normal">
     <w:name w:val="Normal"/>
@@ -2161,6 +2219,16 @@
     <w:link w:val="Footer"/>
     <w:uiPriority w:val="99"/>
     <w:rsid w:val="00230D3C"/>
+  </w:style>
+  <w:style w:type="character" w:customStyle="1" w:styleId="text">
+    <w:name w:val="text"/>
+    <w:basedOn w:val="DefaultParagraphFont"/>
+    <w:rsid w:val="004727DE"/>
+  </w:style>
+  <w:style w:type="character" w:customStyle="1" w:styleId="emoji-sizer">
+    <w:name w:val="emoji-sizer"/>
+    <w:basedOn w:val="DefaultParagraphFont"/>
+    <w:rsid w:val="004727DE"/>
   </w:style>
 </w:styles>
 </file>
